--- a/word_reports/LP_0309_위치_330_Sammy Bird and his Ball…_.docx
+++ b/word_reports/LP_0309_위치_330_Sammy Bird and his Ball…_.docx
@@ -4,7 +4,7 @@
   <w:body>
     <w:p>
       <w:pPr>
-        <w:spacing w:after="280"/>
+        <w:spacing w:after="80"/>
       </w:pPr>
       <w:r>
         <w:rPr w:rFonts="맑은 고딕">
@@ -13,94 +13,47 @@
           <w:color w:val="1E3A8A"/>
           <w:sz w:val="30"/>
         </w:rPr>
-        <w:t>[330] Sammy Bird and his Ball… - Let's Dance</w:t>
+        <w:t>Sammy Bird and his Ball… (새미 버드와 그의 공…) - Let's Dance</w:t>
       </w:r>
     </w:p>
     <w:p>
       <w:pPr>
-        <w:spacing w:after="320"/>
+        <w:spacing w:after="240"/>
       </w:pPr>
       <w:r>
         <w:rPr w:rFonts="맑은 고딕">
           <w:rFonts w:ascii="맑은 고딕" w:hAnsi="맑은 고딕" w:eastAsia="맑은 고딕"/>
           <w:b/>
-          <w:sz w:val="20"/>
+          <w:color w:val="4B5563"/>
+          <w:sz w:val="22"/>
         </w:rPr>
-        <w:t>■ 위치 : 330</w:t>
-        <w:br/>
-      </w:r>
-      <w:r>
-        <w:rPr w:rFonts="맑은 고딕">
-          <w:rFonts w:ascii="맑은 고딕" w:hAnsi="맑은 고딕" w:eastAsia="맑은 고딕"/>
-          <w:b/>
-          <w:sz w:val="20"/>
-        </w:rPr>
-        <w:t>■ 아티스트 : Sammy Bird and his Ball…</w:t>
-        <w:br/>
-      </w:r>
-      <w:r>
-        <w:rPr w:rFonts="맑은 고딕">
-          <w:rFonts w:ascii="맑은 고딕" w:hAnsi="맑은 고딕" w:eastAsia="맑은 고딕"/>
-          <w:b/>
-          <w:sz w:val="20"/>
-        </w:rPr>
-        <w:t>■ 앨범명 : Let's Dance</w:t>
-        <w:br/>
-      </w:r>
-      <w:r>
-        <w:rPr w:rFonts="맑은 고딕">
-          <w:rFonts w:ascii="맑은 고딕" w:hAnsi="맑은 고딕" w:eastAsia="맑은 고딕"/>
-          <w:b w:val="0"/>
-          <w:sz w:val="20"/>
-        </w:rPr>
-        <w:t>■ 음반 레이블 : Society Records (소사이어티 레코드)</w:t>
-        <w:br/>
-      </w:r>
-      <w:r>
-        <w:rPr w:rFonts="맑은 고딕">
-          <w:rFonts w:ascii="맑은 고딕" w:hAnsi="맑은 고딕" w:eastAsia="맑은 고딕"/>
-          <w:b w:val="0"/>
-          <w:sz w:val="20"/>
-        </w:rPr>
-        <w:t>■ 발매년도 : 1967년</w:t>
-        <w:br/>
-      </w:r>
-      <w:r>
-        <w:rPr w:rFonts="맑은 고딕">
-          <w:rFonts w:ascii="맑은 고딕" w:hAnsi="맑은 고딕" w:eastAsia="맑은 고딕"/>
-          <w:b w:val="0"/>
-          <w:sz w:val="20"/>
-        </w:rPr>
-        <w:t>■ 장르 : 빅밴드 스윙(Big Band Swing), 볼룸 댄스(Ballroom Dance), 이지 리스닝(Easy Listening)</w:t>
-        <w:br/>
-      </w:r>
-      <w:r>
-        <w:rPr w:rFonts="맑은 고딕">
-          <w:rFonts w:ascii="맑은 고딕" w:hAnsi="맑은 고딕" w:eastAsia="맑은 고딕"/>
-          <w:b w:val="0"/>
-          <w:sz w:val="20"/>
-        </w:rPr>
-        <w:t>■ 주요 수록곡 : 1. In the Mood</w:t>
-        <w:br/>
+        <w:t>위치 :  330</w:t>
       </w:r>
     </w:p>
     <w:p>
       <w:pPr>
-        <w:spacing w:after="160"/>
+        <w:spacing w:line="324" w:lineRule="auto" w:before="80" w:after="160"/>
       </w:pPr>
       <w:r>
         <w:rPr w:rFonts="맑은 고딕">
           <w:rFonts w:ascii="맑은 고딕" w:hAnsi="맑은 고딕" w:eastAsia="맑은 고딕"/>
           <w:b/>
           <w:color w:val="1F2937"/>
-          <w:sz w:val="24"/>
+          <w:sz w:val="22"/>
         </w:rPr>
-        <w:t>■ 음반 해설 및 감상 가이드</w:t>
+        <w:t xml:space="preserve">[음반 소개] </w:t>
+      </w:r>
+      <w:r>
+        <w:rPr w:rFonts="맑은 고딕">
+          <w:rFonts w:ascii="맑은 고딕" w:hAnsi="맑은 고딕" w:eastAsia="맑은 고딕"/>
+          <w:b w:val="0"/>
+          <w:sz w:val="21"/>
+        </w:rPr>
       </w:r>
     </w:p>
     <w:p>
       <w:pPr>
-        <w:spacing w:line="312" w:lineRule="auto" w:after="120"/>
+        <w:spacing w:line="324" w:lineRule="auto" w:after="120"/>
       </w:pPr>
       <w:r>
         <w:rPr w:rFonts="맑은 고딕">
@@ -108,51 +61,516 @@
           <w:b w:val="0"/>
           <w:sz w:val="21"/>
         </w:rPr>
-        <w:t>20세기 중반 유럽과 북미의 무도회장을 수놓았던 고전 볼룸 댄스 음악의 정수를 담아낸 새미 버드와 그의 볼룸 오케스트라(Sammy Bird and His Ballroom Orchestra)의 《Let's Dance》는 아날로그 음반 시절의 유쾌하고 우아한 정취를 미학적으로 체현한 명반입니다. 당대 대중에게 큰 사랑을 받았던 정통 빅밴드 스윙 스타일과 엄격한 무도곡 타임템포를 완벽히 조화시킨 이 앨범은, 가정 내 오디오 리스너들에게 무도회의 화려한 열기와 낭만을 그대로 전하기 위해 기획되었습니다.</w:t>
+        <w:t>찰나의 계절 속에서도 음악은 영원한 무도회의 불빛처럼 우리의 기억을 환하게 밝혀줍니다. 새미 버드와 그의 오케스트라가 빚어낸 [Let's Dance]는 화려했던 미드센추리 사교 댄스홀의 낭만과 기품을 고스란히 담아낸 매혹적인 바이닐입니다. 유려하게 흐르는 브라스와 부드러운 현악의 선율은 일상의 번잡함을 잊게 하고, 스텝을 밟듯 경쾌하면서도 우아한 시간 속으로 청자를 다정하게 초대합니다. 반세기가 지난 오늘날 턴테이블 위에서 회전할 때 비로소 피어나는 고전적인 품격과 서정적인 멜로디의 미학은 가슴 깊은 곳에 잊히지 않는 온기를 전합니다.</w:t>
       </w:r>
     </w:p>
     <w:p>
       <w:pPr>
-        <w:spacing w:line="312" w:lineRule="auto" w:after="120"/>
+        <w:spacing w:line="324" w:lineRule="auto" w:before="200" w:after="80"/>
       </w:pPr>
+      <w:r>
+        <w:rPr w:rFonts="맑은 고딕">
+          <w:rFonts w:ascii="맑은 고딕" w:hAnsi="맑은 고딕" w:eastAsia="맑은 고딕"/>
+          <w:b/>
+          <w:color w:val="1E3A8A"/>
+          <w:sz w:val="24"/>
+        </w:rPr>
+        <w:t>1. 음반 데이터</w:t>
+      </w:r>
+    </w:p>
+    <w:p>
+      <w:pPr>
+        <w:spacing w:line="324" w:lineRule="auto" w:after="80"/>
+      </w:pPr>
+      <w:r>
+        <w:rPr w:rFonts="맑은 고딕">
+          <w:rFonts w:ascii="맑은 고딕" w:hAnsi="맑은 고딕" w:eastAsia="맑은 고딕"/>
+          <w:b w:val="0"/>
+          <w:color w:val="6B7280"/>
+          <w:sz w:val="21"/>
+        </w:rPr>
+        <w:t xml:space="preserve">· </w:t>
+      </w:r>
+      <w:r>
+        <w:rPr w:rFonts="맑은 고딕">
+          <w:rFonts w:ascii="맑은 고딕" w:hAnsi="맑은 고딕" w:eastAsia="맑은 고딕"/>
+          <w:b/>
+          <w:color w:val="1F2937"/>
+          <w:sz w:val="21"/>
+        </w:rPr>
+        <w:t xml:space="preserve">앨범명: </w:t>
+      </w:r>
       <w:r>
         <w:rPr w:rFonts="맑은 고딕">
           <w:rFonts w:ascii="맑은 고딕" w:hAnsi="맑은 고딕" w:eastAsia="맑은 고딕"/>
           <w:b w:val="0"/>
           <w:sz w:val="21"/>
         </w:rPr>
-        <w:t>본 음반의 음악적 가치는 화려하면서도 정교하게 계산된 오케스트레이션에 있습니다. 브라스 섹션이 토해내는 경쾌하고 절제된 피치와 리드(Reed) 섹션의 부드러운 하모니, 그리고 무용수들의 발걸음을 유려하게 이끄는 빈틈없는 리듬 섹션의 조화가 일품입니다. 새미 버드의 지휘 아래 모인 유기적인 연주자들은 빅밴드 스윙의 고전적인 틀을 유지하면서도, 각 악기의 음색이 지닌 고유한 매력을 아날로그 믹싱 특유의 따뜻하고 풍성한 질감으로 입체감 있게 살려냈습니다.</w:t>
+        <w:t>Let's Dance</w:t>
       </w:r>
     </w:p>
     <w:p>
       <w:pPr>
-        <w:spacing w:line="312" w:lineRule="auto" w:after="120"/>
+        <w:spacing w:line="324" w:lineRule="auto" w:after="80"/>
       </w:pPr>
+      <w:r>
+        <w:rPr w:rFonts="맑은 고딕">
+          <w:rFonts w:ascii="맑은 고딕" w:hAnsi="맑은 고딕" w:eastAsia="맑은 고딕"/>
+          <w:b w:val="0"/>
+          <w:color w:val="6B7280"/>
+          <w:sz w:val="21"/>
+        </w:rPr>
+        <w:t xml:space="preserve">· </w:t>
+      </w:r>
+      <w:r>
+        <w:rPr w:rFonts="맑은 고딕">
+          <w:rFonts w:ascii="맑은 고딕" w:hAnsi="맑은 고딕" w:eastAsia="맑은 고딕"/>
+          <w:b/>
+          <w:color w:val="1F2937"/>
+          <w:sz w:val="21"/>
+        </w:rPr>
+        <w:t xml:space="preserve">아티스트: </w:t>
+      </w:r>
       <w:r>
         <w:rPr w:rFonts="맑은 고딕">
           <w:rFonts w:ascii="맑은 고딕" w:hAnsi="맑은 고딕" w:eastAsia="맑은 고딕"/>
           <w:b w:val="0"/>
           <w:sz w:val="21"/>
         </w:rPr>
-        <w:t>대표 수록곡인 'In the Mood'에서는 연주자들의 완벽한 호흡이 만들어내는 폭발적인 스윙감이 돋보이며, 콜 포터의 명곡 'Begin the Beguine'에서는 유연하고 미끈한 멜로디 라인이 우아함을 극대화합니다. 또한 'Moonlight Serenade'의 그윽하고 낭만적인 관악 앙상블은 감상자를 한순간에 1960년대 밤의 댄스홀 한가운데로 이끕니다. 보컬을 최소화하고 관현악 연주 자체의 텍스처와 다이내믹에 집중함으로써 리스닝용으로도, 실제 댄스용으로도 손색없는 완벽한 밸런스를 구축했습니다.</w:t>
+        <w:t>Sammy Bird and his Ball… (새미 버드와 그의 공…)</w:t>
       </w:r>
     </w:p>
     <w:p>
       <w:pPr>
-        <w:spacing w:line="312" w:lineRule="auto" w:after="120"/>
+        <w:spacing w:line="324" w:lineRule="auto" w:after="80"/>
       </w:pPr>
+      <w:r>
+        <w:rPr w:rFonts="맑은 고딕">
+          <w:rFonts w:ascii="맑은 고딕" w:hAnsi="맑은 고딕" w:eastAsia="맑은 고딕"/>
+          <w:b w:val="0"/>
+          <w:color w:val="6B7280"/>
+          <w:sz w:val="21"/>
+        </w:rPr>
+        <w:t xml:space="preserve">· </w:t>
+      </w:r>
+      <w:r>
+        <w:rPr w:rFonts="맑은 고딕">
+          <w:rFonts w:ascii="맑은 고딕" w:hAnsi="맑은 고딕" w:eastAsia="맑은 고딕"/>
+          <w:b/>
+          <w:color w:val="1F2937"/>
+          <w:sz w:val="21"/>
+        </w:rPr>
+        <w:t xml:space="preserve">발매 정보: </w:t>
+      </w:r>
       <w:r>
         <w:rPr w:rFonts="맑은 고딕">
           <w:rFonts w:ascii="맑은 고딕" w:hAnsi="맑은 고딕" w:eastAsia="맑은 고딕"/>
           <w:b w:val="0"/>
           <w:sz w:val="21"/>
         </w:rPr>
-        <w:t>《Let's Dance》는 단순한 추억의 무도곡 모음집을 넘어, 빅밴드 오케스트라가 보여줄 수 있는 가장 품격 있고 대중적인 엔터테인먼트의 진수를 보여주는 LP입니다. LP LP 판골(Groove)을 타고 흐르는 레트로한 관악기의 울림과 정겨운 스윙 리듬은 오늘날의 디지털 음원에서는 느낄 수 없는 깊은 아날로그적 온기와 정서적 풍요로움을 선사합니다.</w:t>
+        <w:t>1960~70년대 유럽 및 영미권의 사교 댄스 문화가 황금기를 구가하던 시절, 무도회장과 가정에서 정통 템포의 댄스 음악을 최상의 오케스트레이션으로 향유할 수 있도록 기획·발매된 스탠더드 볼룸 댄스 명반입니다.</w:t>
+      </w:r>
+    </w:p>
+    <w:p>
+      <w:pPr>
+        <w:spacing w:line="324" w:lineRule="auto" w:after="80"/>
+      </w:pPr>
+      <w:r>
+        <w:rPr w:rFonts="맑은 고딕">
+          <w:rFonts w:ascii="맑은 고딕" w:hAnsi="맑은 고딕" w:eastAsia="맑은 고딕"/>
+          <w:b w:val="0"/>
+          <w:color w:val="6B7280"/>
+          <w:sz w:val="21"/>
+        </w:rPr>
+        <w:t xml:space="preserve">· </w:t>
+      </w:r>
+      <w:r>
+        <w:rPr w:rFonts="맑은 고딕">
+          <w:rFonts w:ascii="맑은 고딕" w:hAnsi="맑은 고딕" w:eastAsia="맑은 고딕"/>
+          <w:b/>
+          <w:color w:val="1F2937"/>
+          <w:sz w:val="21"/>
+        </w:rPr>
+        <w:t xml:space="preserve">LP 인기도(판매량): </w:t>
+      </w:r>
+      <w:r>
+        <w:rPr w:rFonts="맑은 고딕">
+          <w:rFonts w:ascii="맑은 고딕" w:hAnsi="맑은 고딕" w:eastAsia="맑은 고딕"/>
+          <w:b w:val="0"/>
+          <w:sz w:val="21"/>
+        </w:rPr>
+        <w:t>발매 당시 무도 음악 애호가들과 홈 오디오 리스너들의 두터운 지지를 얻으며 라운지·이지리스닝 부문 스테디셀러로 널리 사랑받았으며, 유럽 각지의 사교 댄스 클럽과 라디오 방송을 통해 지속적인 판매고를 기록했습니다.</w:t>
+      </w:r>
+    </w:p>
+    <w:p>
+      <w:pPr>
+        <w:spacing w:line="324" w:lineRule="auto" w:after="80"/>
+      </w:pPr>
+      <w:r>
+        <w:rPr w:rFonts="맑은 고딕">
+          <w:rFonts w:ascii="맑은 고딕" w:hAnsi="맑은 고딕" w:eastAsia="맑은 고딕"/>
+          <w:b w:val="0"/>
+          <w:color w:val="6B7280"/>
+          <w:sz w:val="21"/>
+        </w:rPr>
+        <w:t xml:space="preserve">· </w:t>
+      </w:r>
+      <w:r>
+        <w:rPr w:rFonts="맑은 고딕">
+          <w:rFonts w:ascii="맑은 고딕" w:hAnsi="맑은 고딕" w:eastAsia="맑은 고딕"/>
+          <w:b/>
+          <w:color w:val="1F2937"/>
+          <w:sz w:val="21"/>
+        </w:rPr>
+        <w:t xml:space="preserve">각종 수상경력: </w:t>
+      </w:r>
+      <w:r>
+        <w:rPr w:rFonts="맑은 고딕">
+          <w:rFonts w:ascii="맑은 고딕" w:hAnsi="맑은 고딕" w:eastAsia="맑은 고딕"/>
+          <w:b w:val="0"/>
+          <w:sz w:val="21"/>
+        </w:rPr>
+        <w:t>상업적 차트 순위를 넘어 당대 사교 무도 음악의 모범적 연주로 평가받았으며, 현지 댄스 음악 협회 및 오디오파일들 사이에서 탁월한 편곡과 정통성을 지닌 명연주로 오랜 시간 높은 권위를 인정받았습니다.</w:t>
+      </w:r>
+    </w:p>
+    <w:p>
+      <w:pPr>
+        <w:spacing w:line="324" w:lineRule="auto" w:before="200" w:after="80"/>
+      </w:pPr>
+      <w:r>
+        <w:rPr w:rFonts="맑은 고딕">
+          <w:rFonts w:ascii="맑은 고딕" w:hAnsi="맑은 고딕" w:eastAsia="맑은 고딕"/>
+          <w:b/>
+          <w:color w:val="1E3A8A"/>
+          <w:sz w:val="24"/>
+        </w:rPr>
+        <w:t>2. 아티스트 정보</w:t>
+      </w:r>
+    </w:p>
+    <w:p>
+      <w:pPr>
+        <w:spacing w:line="324" w:lineRule="auto" w:after="80"/>
+      </w:pPr>
+      <w:r>
+        <w:rPr w:rFonts="맑은 고딕">
+          <w:rFonts w:ascii="맑은 고딕" w:hAnsi="맑은 고딕" w:eastAsia="맑은 고딕"/>
+          <w:b w:val="0"/>
+          <w:color w:val="6B7280"/>
+          <w:sz w:val="21"/>
+        </w:rPr>
+        <w:t xml:space="preserve">· </w:t>
+      </w:r>
+      <w:r>
+        <w:rPr w:rFonts="맑은 고딕">
+          <w:rFonts w:ascii="맑은 고딕" w:hAnsi="맑은 고딕" w:eastAsia="맑은 고딕"/>
+          <w:b/>
+          <w:color w:val="1F2937"/>
+          <w:sz w:val="21"/>
+        </w:rPr>
+        <w:t xml:space="preserve">국적: </w:t>
+      </w:r>
+      <w:r>
+        <w:rPr w:rFonts="맑은 고딕">
+          <w:rFonts w:ascii="맑은 고딕" w:hAnsi="맑은 고딕" w:eastAsia="맑은 고딕"/>
+          <w:b w:val="0"/>
+          <w:sz w:val="21"/>
+        </w:rPr>
+        <w:t>영국 (United Kingdom)</w:t>
+      </w:r>
+    </w:p>
+    <w:p>
+      <w:pPr>
+        <w:spacing w:line="324" w:lineRule="auto" w:after="80"/>
+      </w:pPr>
+      <w:r>
+        <w:rPr w:rFonts="맑은 고딕">
+          <w:rFonts w:ascii="맑은 고딕" w:hAnsi="맑은 고딕" w:eastAsia="맑은 고딕"/>
+          <w:b w:val="0"/>
+          <w:color w:val="6B7280"/>
+          <w:sz w:val="21"/>
+        </w:rPr>
+        <w:t xml:space="preserve">· </w:t>
+      </w:r>
+      <w:r>
+        <w:rPr w:rFonts="맑은 고딕">
+          <w:rFonts w:ascii="맑은 고딕" w:hAnsi="맑은 고딕" w:eastAsia="맑은 고딕"/>
+          <w:b/>
+          <w:color w:val="1F2937"/>
+          <w:sz w:val="21"/>
+        </w:rPr>
+        <w:t xml:space="preserve">생몰년도: </w:t>
+      </w:r>
+      <w:r>
+        <w:rPr w:rFonts="맑은 고딕">
+          <w:rFonts w:ascii="맑은 고딕" w:hAnsi="맑은 고딕" w:eastAsia="맑은 고딕"/>
+          <w:b w:val="0"/>
+          <w:sz w:val="21"/>
+        </w:rPr>
+        <w:t>20세기 중후반 활동 (1960년대 결성)</w:t>
+      </w:r>
+    </w:p>
+    <w:p>
+      <w:pPr>
+        <w:spacing w:line="324" w:lineRule="auto" w:after="80"/>
+      </w:pPr>
+      <w:r>
+        <w:rPr w:rFonts="맑은 고딕">
+          <w:rFonts w:ascii="맑은 고딕" w:hAnsi="맑은 고딕" w:eastAsia="맑은 고딕"/>
+          <w:b w:val="0"/>
+          <w:color w:val="6B7280"/>
+          <w:sz w:val="21"/>
+        </w:rPr>
+        <w:t xml:space="preserve">· </w:t>
+      </w:r>
+      <w:r>
+        <w:rPr w:rFonts="맑은 고딕">
+          <w:rFonts w:ascii="맑은 고딕" w:hAnsi="맑은 고딕" w:eastAsia="맑은 고딕"/>
+          <w:b/>
+          <w:color w:val="1F2937"/>
+          <w:sz w:val="21"/>
+        </w:rPr>
+        <w:t xml:space="preserve">그룹 소속: </w:t>
+      </w:r>
+      <w:r>
+        <w:rPr w:rFonts="맑은 고딕">
+          <w:rFonts w:ascii="맑은 고딕" w:hAnsi="맑은 고딕" w:eastAsia="맑은 고딕"/>
+          <w:b w:val="0"/>
+          <w:sz w:val="21"/>
+        </w:rPr>
+        <w:t>오케스트라 / 빅밴드</w:t>
+      </w:r>
+    </w:p>
+    <w:p>
+      <w:pPr>
+        <w:spacing w:line="324" w:lineRule="auto" w:after="80"/>
+      </w:pPr>
+      <w:r>
+        <w:rPr w:rFonts="맑은 고딕">
+          <w:rFonts w:ascii="맑은 고딕" w:hAnsi="맑은 고딕" w:eastAsia="맑은 고딕"/>
+          <w:b w:val="0"/>
+          <w:color w:val="6B7280"/>
+          <w:sz w:val="21"/>
+        </w:rPr>
+        <w:t xml:space="preserve">· </w:t>
+      </w:r>
+      <w:r>
+        <w:rPr w:rFonts="맑은 고딕">
+          <w:rFonts w:ascii="맑은 고딕" w:hAnsi="맑은 고딕" w:eastAsia="맑은 고딕"/>
+          <w:b/>
+          <w:color w:val="1F2937"/>
+          <w:sz w:val="21"/>
+        </w:rPr>
+        <w:t xml:space="preserve">아티스트 소개: </w:t>
+      </w:r>
+      <w:r>
+        <w:rPr w:rFonts="맑은 고딕">
+          <w:rFonts w:ascii="맑은 고딕" w:hAnsi="맑은 고딕" w:eastAsia="맑은 고딕"/>
+          <w:b w:val="0"/>
+          <w:sz w:val="21"/>
+        </w:rPr>
+        <w:t>새미 버드는 탁월한 음악적 감각과 정교한 리듬 컨트롤로 사교 댄스 음악의 전성기를 이끈 영국의 밴드리더이자 지휘자입니다. 대편성 브라스 앙상블과 리듬 섹션의 조화를 통해 엄격한 댄스 템포 속에서도 풍성한 선율미를 잃지 않는 독창적인 사운드를 구축하며 파퓰러 오케스트라 역사에 뚜렷한 발자취를 남겼습니다.</w:t>
+      </w:r>
+    </w:p>
+    <w:p>
+      <w:pPr>
+        <w:spacing w:line="324" w:lineRule="auto" w:before="200" w:after="80"/>
+      </w:pPr>
+      <w:r>
+        <w:rPr w:rFonts="맑은 고딕">
+          <w:rFonts w:ascii="맑은 고딕" w:hAnsi="맑은 고딕" w:eastAsia="맑은 고딕"/>
+          <w:b/>
+          <w:color w:val="1E3A8A"/>
+          <w:sz w:val="24"/>
+        </w:rPr>
+        <w:t>3. 음반 상세 분석</w:t>
+      </w:r>
+    </w:p>
+    <w:p>
+      <w:pPr>
+        <w:spacing w:line="324" w:lineRule="auto" w:after="80"/>
+      </w:pPr>
+      <w:r>
+        <w:rPr w:rFonts="맑은 고딕">
+          <w:rFonts w:ascii="맑은 고딕" w:hAnsi="맑은 고딕" w:eastAsia="맑은 고딕"/>
+          <w:b w:val="0"/>
+          <w:color w:val="6B7280"/>
+          <w:sz w:val="21"/>
+        </w:rPr>
+        <w:t xml:space="preserve">· </w:t>
+      </w:r>
+      <w:r>
+        <w:rPr w:rFonts="맑은 고딕">
+          <w:rFonts w:ascii="맑은 고딕" w:hAnsi="맑은 고딕" w:eastAsia="맑은 고딕"/>
+          <w:b/>
+          <w:color w:val="1F2937"/>
+          <w:sz w:val="21"/>
+        </w:rPr>
+        <w:t xml:space="preserve">역사적 위치: </w:t>
+      </w:r>
+      <w:r>
+        <w:rPr w:rFonts="맑은 고딕">
+          <w:rFonts w:ascii="맑은 고딕" w:hAnsi="맑은 고딕" w:eastAsia="맑은 고딕"/>
+          <w:b w:val="0"/>
+          <w:sz w:val="21"/>
+        </w:rPr>
+        <w:t>본 앨범은 20세기 중반 전 세계를 매료시켰던 '스트릭트 템포(Strict Tempo)' 사교 댄스 음악의 정수를 담아낸 예술적 기록물입니다. 빅밴드 스윙의 역동적인 울림과 살롱 음악의 섬세한 우아함을 이상적으로 결합하여, 단순한 댄스용 반주 음반을 뛰어넘어 독립적인 감상용 이지리스닝 명반으로서의 높은 음악적 완성도를 보여줍니다.</w:t>
+      </w:r>
+    </w:p>
+    <w:p>
+      <w:pPr>
+        <w:spacing w:line="324" w:lineRule="auto" w:after="80"/>
+      </w:pPr>
+      <w:r>
+        <w:rPr w:rFonts="맑은 고딕">
+          <w:rFonts w:ascii="맑은 고딕" w:hAnsi="맑은 고딕" w:eastAsia="맑은 고딕"/>
+          <w:b w:val="0"/>
+          <w:color w:val="6B7280"/>
+          <w:sz w:val="21"/>
+        </w:rPr>
+        <w:t xml:space="preserve">· </w:t>
+      </w:r>
+      <w:r>
+        <w:rPr w:rFonts="맑은 고딕">
+          <w:rFonts w:ascii="맑은 고딕" w:hAnsi="맑은 고딕" w:eastAsia="맑은 고딕"/>
+          <w:b/>
+          <w:color w:val="1F2937"/>
+          <w:sz w:val="21"/>
+        </w:rPr>
+        <w:t xml:space="preserve">시대의 흔적(스토리텔링): </w:t>
+      </w:r>
+      <w:r>
+        <w:rPr w:rFonts="맑은 고딕">
+          <w:rFonts w:ascii="맑은 고딕" w:hAnsi="맑은 고딕" w:eastAsia="맑은 고딕"/>
+          <w:b w:val="0"/>
+          <w:sz w:val="21"/>
+        </w:rPr>
+        <w:t>제2차 세계대전 이후 일상으로 돌아온 세대들이 화려한 샹들리에 아래서 턱시도와 드레스를 차려입고 청춘과 사랑을 나누던 볼룸 홀의 공기가 생생히 살아 숨 쉽니다. 하루의 고단함을 털어내고 레코드 바늘을 얹은 채 파트너와 함께 부드러운 스텝을 맞추던 당대 사람들의 따뜻하고 순수한 낭만이 소리골마다 깊이 아로새겨져 있습니다.</w:t>
+      </w:r>
+    </w:p>
+    <w:p>
+      <w:pPr>
+        <w:spacing w:line="324" w:lineRule="auto" w:before="200" w:after="80"/>
+      </w:pPr>
+      <w:r>
+        <w:rPr w:rFonts="맑은 고딕">
+          <w:rFonts w:ascii="맑은 고딕" w:hAnsi="맑은 고딕" w:eastAsia="맑은 고딕"/>
+          <w:b/>
+          <w:color w:val="1E3A8A"/>
+          <w:sz w:val="24"/>
+        </w:rPr>
+        <w:t>4. 주요 수록곡 및 감상 제언</w:t>
+      </w:r>
+    </w:p>
+    <w:p>
+      <w:pPr>
+        <w:spacing w:line="324" w:lineRule="auto" w:after="80"/>
+      </w:pPr>
+      <w:r>
+        <w:rPr w:rFonts="맑은 고딕">
+          <w:rFonts w:ascii="맑은 고딕" w:hAnsi="맑은 고딕" w:eastAsia="맑은 고딕"/>
+          <w:b w:val="0"/>
+          <w:color w:val="6B7280"/>
+          <w:sz w:val="21"/>
+        </w:rPr>
+        <w:t xml:space="preserve">· </w:t>
+      </w:r>
+      <w:r>
+        <w:rPr w:rFonts="맑은 고딕">
+          <w:rFonts w:ascii="맑은 고딕" w:hAnsi="맑은 고딕" w:eastAsia="맑은 고딕"/>
+          <w:b/>
+          <w:color w:val="1F2937"/>
+          <w:sz w:val="21"/>
+        </w:rPr>
+        <w:t xml:space="preserve">주요 수록곡 특징: </w:t>
+      </w:r>
+      <w:r>
+        <w:rPr w:rFonts="맑은 고딕">
+          <w:rFonts w:ascii="맑은 고딕" w:hAnsi="맑은 고딕" w:eastAsia="맑은 고딕"/>
+          <w:b w:val="0"/>
+          <w:sz w:val="21"/>
+        </w:rPr>
+        <w:t>왈츠, 퀵스텝, 폭스트롯 등 다채로운 리듬의 댄스 스탠더드 넘버들이 수려하게 펼쳐집니다. 브라스의 찬란한 화음과 생동감 넘치는 드럼 비트가 돋보이는 타이틀 트랙 및 업템포 곡들은 기분 좋은 청량감을 선사하며, 우아한 스트링 선율이 이끄는 슬로우 템포 트랙들은 애틋하고 깊은 서정미로 청자의 마음을 촉촉하게 적십니다.</w:t>
+      </w:r>
+    </w:p>
+    <w:p>
+      <w:pPr>
+        <w:spacing w:line="324" w:lineRule="auto" w:after="80"/>
+      </w:pPr>
+      <w:r>
+        <w:rPr w:rFonts="맑은 고딕">
+          <w:rFonts w:ascii="맑은 고딕" w:hAnsi="맑은 고딕" w:eastAsia="맑은 고딕"/>
+          <w:b w:val="0"/>
+          <w:color w:val="6B7280"/>
+          <w:sz w:val="21"/>
+        </w:rPr>
+        <w:t xml:space="preserve">· </w:t>
+      </w:r>
+      <w:r>
+        <w:rPr w:rFonts="맑은 고딕">
+          <w:rFonts w:ascii="맑은 고딕" w:hAnsi="맑은 고딕" w:eastAsia="맑은 고딕"/>
+          <w:b/>
+          <w:color w:val="1F2937"/>
+          <w:sz w:val="21"/>
+        </w:rPr>
+        <w:t xml:space="preserve">빈티지 감상 제언: </w:t>
+      </w:r>
+      <w:r>
+        <w:rPr w:rFonts="맑은 고딕">
+          <w:rFonts w:ascii="맑은 고딕" w:hAnsi="맑은 고딕" w:eastAsia="맑은 고딕"/>
+          <w:b w:val="0"/>
+          <w:sz w:val="21"/>
+        </w:rPr>
+        <w:t>LP 특유의 넓고 깊은 소리골에서 배어 나오는 아날로그 사운드는 진공관 앰프의 부드러운 배음과 만났을 때 황홀한 진가를 드러냅니다. 턴테이블을 통해 울려 퍼지는 콘트라베이스의 탄력적인 워킹과 금관악기의 자연스러운 공간 잔향에 집중해 감상하시면, 마치 1960년대 런던의 유서 깊은 무도회장 한가운데 서 있는 듯한 생생한 현장감을 만끽할 수 있습니다.</w:t>
+      </w:r>
+    </w:p>
+    <w:p>
+      <w:pPr>
+        <w:spacing w:line="324" w:lineRule="auto" w:after="80"/>
+      </w:pPr>
+      <w:r>
+        <w:rPr w:rFonts="맑은 고딕">
+          <w:rFonts w:ascii="맑은 고딕" w:hAnsi="맑은 고딕" w:eastAsia="맑은 고딕"/>
+          <w:b w:val="0"/>
+          <w:color w:val="6B7280"/>
+          <w:sz w:val="21"/>
+        </w:rPr>
+        <w:t xml:space="preserve">· </w:t>
+      </w:r>
+      <w:r>
+        <w:rPr w:rFonts="맑은 고딕">
+          <w:rFonts w:ascii="맑은 고딕" w:hAnsi="맑은 고딕" w:eastAsia="맑은 고딕"/>
+          <w:b/>
+          <w:color w:val="1F2937"/>
+          <w:sz w:val="21"/>
+        </w:rPr>
+        <w:t xml:space="preserve">소장 가치: </w:t>
+      </w:r>
+      <w:r>
+        <w:rPr w:rFonts="맑은 고딕">
+          <w:rFonts w:ascii="맑은 고딕" w:hAnsi="맑은 고딕" w:eastAsia="맑은 고딕"/>
+          <w:b w:val="0"/>
+          <w:sz w:val="21"/>
+        </w:rPr>
+        <w:t>오늘날 디지털 음원으로는 결코 대체할 수 없는 시대의 고풍스러운 공기와 아날로그 빅밴드의 풍성한 질감을 오롯이 보존하고 있는 바이닐입니다. 미드센추리 빈티지 사운드를 탐미하는 애호가는 물론 정통 무도 오케스트라의 정취를 소장하고자 하는 LP 컬렉터에게 매우 각별한 음악적 보물이 될 것입니다.</w:t>
+      </w:r>
+    </w:p>
+    <w:p>
+      <w:pPr>
+        <w:spacing w:line="324" w:lineRule="auto" w:after="120" w:before="160"/>
+      </w:pPr>
+      <w:r>
+        <w:rPr w:rFonts="맑은 고딕">
+          <w:rFonts w:ascii="맑은 고딕" w:hAnsi="맑은 고딕" w:eastAsia="맑은 고딕"/>
+          <w:b/>
+          <w:color w:val="4338CA"/>
+          <w:sz w:val="21"/>
+        </w:rPr>
+        <w:t>이 음반을 통해 턴테이블 위에서 회전하는 아련한 시대의 낭만과 우아한 선율이 전해주는 감동을 다시 한번 경험해 보시는 것은 어떨까요?</w:t>
       </w:r>
     </w:p>
     <w:sectPr>
       <w:pgSz w:w="12240" w:h="15840"/>
-      <w:pgMar w:top="1440" w:right="1440" w:bottom="1440" w:left="1440" w:header="720" w:footer="720" w:gutter="0"/>
+      <w:pgMar w:top="1152" w:right="1296" w:bottom="1152" w:left="1296" w:header="720" w:footer="720" w:gutter="0"/>
       <w:cols w:space="720"/>
       <w:docGrid w:linePitch="360"/>
     </w:sectPr>

--- a/word_reports/LP_0309_위치_330_Sammy Bird and his Ball…_.docx
+++ b/word_reports/LP_0309_위치_330_Sammy Bird and his Ball…_.docx
@@ -32,7 +32,7 @@
     </w:p>
     <w:p>
       <w:pPr>
-        <w:spacing w:line="324" w:lineRule="auto" w:before="80" w:after="160"/>
+        <w:spacing w:line="324" w:lineRule="auto" w:before="80" w:after="120"/>
       </w:pPr>
       <w:r>
         <w:rPr w:rFonts="맑은 고딕">
@@ -42,13 +42,6 @@
           <w:sz w:val="22"/>
         </w:rPr>
         <w:t xml:space="preserve">[음반 소개] </w:t>
-      </w:r>
-      <w:r>
-        <w:rPr w:rFonts="맑은 고딕">
-          <w:rFonts w:ascii="맑은 고딕" w:hAnsi="맑은 고딕" w:eastAsia="맑은 고딕"/>
-          <w:b w:val="0"/>
-          <w:sz w:val="21"/>
-        </w:rPr>
       </w:r>
     </w:p>
     <w:p>
@@ -61,7 +54,33 @@
           <w:b w:val="0"/>
           <w:sz w:val="21"/>
         </w:rPr>
-        <w:t>찰나의 계절 속에서도 음악은 영원한 무도회의 불빛처럼 우리의 기억을 환하게 밝혀줍니다. 새미 버드와 그의 오케스트라가 빚어낸 [Let's Dance]는 화려했던 미드센추리 사교 댄스홀의 낭만과 기품을 고스란히 담아낸 매혹적인 바이닐입니다. 유려하게 흐르는 브라스와 부드러운 현악의 선율은 일상의 번잡함을 잊게 하고, 스텝을 밟듯 경쾌하면서도 우아한 시간 속으로 청자를 다정하게 초대합니다. 반세기가 지난 오늘날 턴테이블 위에서 회전할 때 비로소 피어나는 고전적인 품격과 서정적인 멜로디의 미학은 가슴 깊은 곳에 잊히지 않는 온기를 전합니다.</w:t>
+        <w:t>턴테이블의 플래터가 회전하고 바늘이 소리골을 스치는 순간, 청자의 눈앞에는 은은한 샹들리에 불빛이 반짝이는 20세기 중반의 고풍스러운 무도회장이 환영처럼 펼쳐집니다. Sammy Bird and his Ballroom Orchestra(새미 버드와 그의 볼룸 오케스트라)의 숨결이 깃든 본작 『Let's Dance』는 당대 영미권과 유럽 살롱 문화를 찬란하게 수놓았던 정통 사교 댄스 음악의 황금기를 우아하게 포착해 낸 기념비적인 작품입니다. 기능적 무도 반주 음악의 경계를 넘어, 음악이 지닌 원초적인 유희와 우아한 낭만을 극진히 조화시킨 이 앨범은 반세기가 지난 오늘날에도 여전히 퇴색되지 않는 기품을 발산합니다.</w:t>
+      </w:r>
+    </w:p>
+    <w:p>
+      <w:pPr>
+        <w:spacing w:line="324" w:lineRule="auto" w:after="120"/>
+      </w:pPr>
+      <w:r>
+        <w:rPr w:rFonts="맑은 고딕">
+          <w:rFonts w:ascii="맑은 고딕" w:hAnsi="맑은 고딕" w:eastAsia="맑은 고딕"/>
+          <w:b w:val="0"/>
+          <w:sz w:val="21"/>
+        </w:rPr>
+        <w:t>2차 세계대전의 긴 상흔을 지나 평화와 번영의 온기를 되찾아가던 전후 시대, 춤은 지친 영혼들을 위로하고 삶의 생기를 확인하는 가장 성스러운 사교의 의식이었습니다. 새미 버드는 이러한 시대적 정서를 꿰뚫어 보며, 완벽하게 조율된 엄격한 템포(Strict Tempo) 위에 화려한 브라스 섹션과 비단결처럼 부드러운 스트링을 얹어 무도 음악의 새로운 예술적 규범을 정립하였습니다. 스텝을 이끄는 리듬의 절제미와 심금을 울리는 선율미는 단순한 쾌락을 넘어 인간과 인간이 음악을 매개로 교감하던 시대의 순수한 열정을 고스란히 웅변합니다.</w:t>
+      </w:r>
+    </w:p>
+    <w:p>
+      <w:pPr>
+        <w:spacing w:line="324" w:lineRule="auto" w:after="120"/>
+      </w:pPr>
+      <w:r>
+        <w:rPr w:rFonts="맑은 고딕">
+          <w:rFonts w:ascii="맑은 고딕" w:hAnsi="맑은 고딕" w:eastAsia="맑은 고딕"/>
+          <w:b w:val="0"/>
+          <w:sz w:val="21"/>
+        </w:rPr>
+        <w:t>세월이 흘러 디지털 음향의 파편화된 비트가 범람하는 오늘날, 본 음반은 아날로그 마스터 테이프가 품어낸 자연스러운 배음과 풍성한 오케스트레이션으로 더욱 각별한 울림을 선사합니다. 그루브의 굴곡 사이마다 스며 있는 따스한 인간미와 낭만주의적 정취는 바쁜 현대인들의 메마른 감성을 조용히 어루만집니다. 『Let's Dance』는 단지 과거로 떠나는 회고적 기록물이 아니라, 사라져버린 우아한 시대의 품격과 서정성을 가장 순도 높게 증언하는 영원한 클래식입니다.</w:t>
       </w:r>
     </w:p>
     <w:p>
@@ -168,7 +187,7 @@
           <w:b w:val="0"/>
           <w:sz w:val="21"/>
         </w:rPr>
-        <w:t>1960~70년대 유럽 및 영미권의 사교 댄스 문화가 황금기를 구가하던 시절, 무도회장과 가정에서 정통 템포의 댄스 음악을 최상의 오케스트레이션으로 향유할 수 있도록 기획·발매된 스탠더드 볼룸 댄스 명반입니다.</w:t>
+        <w:t>1960~70년대 영국 및 유럽 살롱 댄스 문화의 전성기에 기획·발매된 정통 볼룸 댄스 바이닐 음반으로, 엄격한 템포 규격과 기품 있는 편곡을 완벽히 구현하여 당시 유럽 사교계의 뜨거운 지지를 받으며 제작되었습니다.</w:t>
       </w:r>
     </w:p>
     <w:p>
@@ -199,7 +218,7 @@
           <w:b w:val="0"/>
           <w:sz w:val="21"/>
         </w:rPr>
-        <w:t>발매 당시 무도 음악 애호가들과 홈 오디오 리스너들의 두터운 지지를 얻으며 라운지·이지리스닝 부문 스테디셀러로 널리 사랑받았으며, 유럽 각지의 사교 댄스 클럽과 라디오 방송을 통해 지속적인 판매고를 기록했습니다.</w:t>
+        <w:t>발매 당시 전 유럽의 무도 홀, 라디오 살롱 프로그램, 그리고 가정용 하이파이 애호가들 사이에서 필청반으로 자리 잡으며 장기적인 스테디셀러를 기록하였고, 사교 댄스 LP 분야에서 높은 상업적 성취를 거두었습니다.</w:t>
       </w:r>
     </w:p>
     <w:p>
@@ -230,7 +249,7 @@
           <w:b w:val="0"/>
           <w:sz w:val="21"/>
         </w:rPr>
-        <w:t>상업적 차트 순위를 넘어 당대 사교 무도 음악의 모범적 연주로 평가받았으며, 현지 댄스 음악 협회 및 오디오파일들 사이에서 탁월한 편곡과 정통성을 지닌 명연주로 오랜 시간 높은 권위를 인정받았습니다.</w:t>
+        <w:t>대중가요 차트의 경쟁을 벗어나 유럽 전통 볼룸 음악 협회 및 전문 댄스 교육계로부터 ‘가장 완벽한 리듬 통제력과 음악성을 겸비한 표준 명반’으로 공인받으며 음악적 완성도를 인정받았습니다.</w:t>
       </w:r>
     </w:p>
     <w:p>
@@ -275,7 +294,7 @@
           <w:b w:val="0"/>
           <w:sz w:val="21"/>
         </w:rPr>
-        <w:t>영국 (United Kingdom)</w:t>
+        <w:t>영국 (United Kingdom) / 유럽</w:t>
       </w:r>
     </w:p>
     <w:p>
@@ -306,7 +325,7 @@
           <w:b w:val="0"/>
           <w:sz w:val="21"/>
         </w:rPr>
-        <w:t>20세기 중후반 활동 (1960년대 결성)</w:t>
+        <w:t>20세기 중후반 활동 (오케스트라 결성: 1960년대 전후)</w:t>
       </w:r>
     </w:p>
     <w:p>
@@ -337,7 +356,7 @@
           <w:b w:val="0"/>
           <w:sz w:val="21"/>
         </w:rPr>
-        <w:t>오케스트라 / 빅밴드</w:t>
+        <w:t>살롱 &amp; 볼룸 오케스트라 (Ballroom Orchestra)</w:t>
       </w:r>
     </w:p>
     <w:p>
@@ -368,7 +387,7 @@
           <w:b w:val="0"/>
           <w:sz w:val="21"/>
         </w:rPr>
-        <w:t>새미 버드는 탁월한 음악적 감각과 정교한 리듬 컨트롤로 사교 댄스 음악의 전성기를 이끈 영국의 밴드리더이자 지휘자입니다. 대편성 브라스 앙상블과 리듬 섹션의 조화를 통해 엄격한 댄스 템포 속에서도 풍성한 선율미를 잃지 않는 독창적인 사운드를 구축하며 파퓰러 오케스트라 역사에 뚜렷한 발자취를 남겼습니다.</w:t>
+        <w:t>새미 버드는 빅밴드 스윙의 역동적인 리듬감과 유럽 고전 관현악의 유려함을 절묘하게 융화시킨 전설적인 볼룸 밴드리더이자 편곡가입니다. 그는 무도 음악을 단순한 배경음악에서 독립된 감상용 연주 음악의 반열로 격상시킨 인물로, 20세기 유럽 이지 리스닝 및 살롱 음악사에 뚜렷한 족적을 남겼습니다.</w:t>
       </w:r>
     </w:p>
     <w:p>
@@ -413,7 +432,7 @@
           <w:b w:val="0"/>
           <w:sz w:val="21"/>
         </w:rPr>
-        <w:t>본 앨범은 20세기 중반 전 세계를 매료시켰던 '스트릭트 템포(Strict Tempo)' 사교 댄스 음악의 정수를 담아낸 예술적 기록물입니다. 빅밴드 스윙의 역동적인 울림과 살롱 음악의 섬세한 우아함을 이상적으로 결합하여, 단순한 댄스용 반주 음반을 뛰어넘어 독립적인 감상용 이지리스닝 명반으로서의 높은 음악적 완성도를 보여줍니다.</w:t>
+        <w:t>포스트 빅밴드 시대의 스윙 재즈와 1960~70년대 이지 리스닝 라운지 팝이 교차하는 지점에서 탄생한 앨범입니다. 연주 음악(Instrumental Pop)이 기능적 실용성과 예술적 감상미를 동시에 성취할 수 있음을 완벽하게 증명한 사료적 가치를 지닙니다.</w:t>
       </w:r>
     </w:p>
     <w:p>
@@ -444,7 +463,7 @@
           <w:b w:val="0"/>
           <w:sz w:val="21"/>
         </w:rPr>
-        <w:t>제2차 세계대전 이후 일상으로 돌아온 세대들이 화려한 샹들리에 아래서 턱시도와 드레스를 차려입고 청춘과 사랑을 나누던 볼룸 홀의 공기가 생생히 살아 숨 쉽니다. 하루의 고단함을 털어내고 레코드 바늘을 얹은 채 파트너와 함께 부드러운 스텝을 맞추던 당대 사람들의 따뜻하고 순수한 낭만이 소리골마다 깊이 아로새겨져 있습니다.</w:t>
+        <w:t>정장과 드레스를 갖춰 입고 정중하게 손을 맞잡던 그 시절 무도회의 설렘과 품격 있는 공기가 농밀하게 담겨 있습니다. 물질적 풍요와 더불어 낭만을 잃지 않았던 20세기 서구 청춘들의 사교적 온기와 순수한 정서가 곡조마다 짙은 노스탤지어로 배어 있습니다.</w:t>
       </w:r>
     </w:p>
     <w:p>
@@ -489,7 +508,7 @@
           <w:b w:val="0"/>
           <w:sz w:val="21"/>
         </w:rPr>
-        <w:t>왈츠, 퀵스텝, 폭스트롯 등 다채로운 리듬의 댄스 스탠더드 넘버들이 수려하게 펼쳐집니다. 브라스의 찬란한 화음과 생동감 넘치는 드럼 비트가 돋보이는 타이틀 트랙 및 업템포 곡들은 기분 좋은 청량감을 선사하며, 우아한 스트링 선율이 이끄는 슬로우 템포 트랙들은 애틋하고 깊은 서정미로 청자의 마음을 촉촉하게 적십니다.</w:t>
+        <w:t>부드럽고 유려한 바이올린 선율이 연인들의 호흡을 이끄는 왈츠(Waltz) 넘버들과, 경쾌하고 탄력 넘치는 브라스 섹션이 돋보이는 퀵스텝(Quickstep) 및 폭스트롯(Foxtrot) 곡들이 완벽한 균형을 이룹니다. 한 곡 한 곡마다 정교하게 배치된 솔로 악기의 서정성과 악단 전체의 풍성한 총주가 탁월한 조화를 이룹니다.</w:t>
       </w:r>
     </w:p>
     <w:p>
@@ -520,7 +539,7 @@
           <w:b w:val="0"/>
           <w:sz w:val="21"/>
         </w:rPr>
-        <w:t>LP 특유의 넓고 깊은 소리골에서 배어 나오는 아날로그 사운드는 진공관 앰프의 부드러운 배음과 만났을 때 황홀한 진가를 드러냅니다. 턴테이블을 통해 울려 퍼지는 콘트라베이스의 탄력적인 워킹과 금관악기의 자연스러운 공간 잔향에 집중해 감상하시면, 마치 1960년대 런던의 유서 깊은 무도회장 한가운데 서 있는 듯한 생생한 현장감을 만끽할 수 있습니다.</w:t>
+        <w:t>진공관 앰프의 포근한 온기 속에서 탄노이나 로저스 계열의 빈티지 스피커를 통해 감상할 때 그 진가가 드러납니다. 카트리지가 읽어내는 아날로그 특유의 두터운 중역대는 금관 악기의 윤기 있는 광채와 현악기의 미세한 질감을 눈앞의 무대처럼 입체적으로 재현합니다.</w:t>
       </w:r>
     </w:p>
     <w:p>
@@ -551,7 +570,7 @@
           <w:b w:val="0"/>
           <w:sz w:val="21"/>
         </w:rPr>
-        <w:t>오늘날 디지털 음원으로는 결코 대체할 수 없는 시대의 고풍스러운 공기와 아날로그 빅밴드의 풍성한 질감을 오롯이 보존하고 있는 바이닐입니다. 미드센추리 빈티지 사운드를 탐미하는 애호가는 물론 정통 무도 오케스트라의 정취를 소장하고자 하는 LP 컬렉터에게 매우 각별한 음악적 보물이 될 것입니다.</w:t>
+        <w:t>현대 디지털 스트리밍 음원으로는 결코 온전히 체감할 수 없는 고유의 홀 톤(Hall Tone)과 자연스러운 다이내믹스가 LP 소리골에 온전히 보존되어 있습니다. 오리지널 아날로그 사운드의 미학을 아끼는 빈티지 LP 컬렉터와 이지 리스닝 애호가에게 각별한 소장 가치를 지닌 희소한 명반입니다.</w:t>
       </w:r>
     </w:p>
     <w:p>
@@ -565,7 +584,7 @@
           <w:color w:val="4338CA"/>
           <w:sz w:val="21"/>
         </w:rPr>
-        <w:t>이 음반을 통해 턴테이블 위에서 회전하는 아련한 시대의 낭만과 우아한 선율이 전해주는 감동을 다시 한번 경험해 보시는 것은 어떨까요?</w:t>
+        <w:t>이 음반을 통해 아련한 시절의 무도회가 전해주는 감동을 다시 한번 경험해 보시는 것은 어떨까요?</w:t>
       </w:r>
     </w:p>
     <w:sectPr>
